--- a/materials/grade-03/G03-L04/G03-L04-Reading-Passage.docx
+++ b/materials/grade-03/G03-L04/G03-L04-Reading-Passage.docx
@@ -2,50 +2,212 @@
 <file path=word/document.xml><?xml version="1.0" encoding="utf-8"?>
 <w:document xmlns:wpc="http://schemas.microsoft.com/office/word/2010/wordprocessingCanvas" xmlns:mo="http://schemas.microsoft.com/office/mac/office/2008/main" xmlns:mc="http://schemas.openxmlformats.org/markup-compatibility/2006" xmlns:mv="urn:schemas-microsoft-com:mac:vml" xmlns:o="urn:schemas-microsoft-com:office:office" xmlns:r="http://schemas.openxmlformats.org/officeDocument/2006/relationships" xmlns:m="http://schemas.openxmlformats.org/officeDocument/2006/math" xmlns:v="urn:schemas-microsoft-com:vml" xmlns:wp14="http://schemas.microsoft.com/office/word/2010/wordprocessingDrawing" xmlns:wp="http://schemas.openxmlformats.org/drawingml/2006/wordprocessingDrawing" xmlns:w10="urn:schemas-microsoft-com:office:word" xmlns:w="http://schemas.openxmlformats.org/wordprocessingml/2006/main" xmlns:w14="http://schemas.microsoft.com/office/word/2010/wordml" xmlns:wpg="http://schemas.microsoft.com/office/word/2010/wordprocessingGroup" xmlns:wpi="http://schemas.microsoft.com/office/word/2010/wordprocessingInk" xmlns:wne="http://schemas.microsoft.com/office/word/2006/wordml" xmlns:wps="http://schemas.microsoft.com/office/word/2010/wordprocessingShape" mc:Ignorable="w14 wp14">
   <w:body>
+    <w:tbl>
+      <w:tblPr>
+        <w:tblW w:type="auto" w:w="0"/>
+        <w:tblLook w:firstColumn="1" w:firstRow="1" w:lastColumn="0" w:lastRow="0" w:noHBand="0" w:noVBand="1" w:val="04A0"/>
+        <w:tblBorders>
+          <w:top w:val="none" w:sz="0" w:space="0" w:color="auto"/>
+          <w:left w:val="none" w:sz="0" w:space="0" w:color="auto"/>
+          <w:bottom w:val="none" w:sz="0" w:space="0" w:color="auto"/>
+          <w:right w:val="none" w:sz="0" w:space="0" w:color="auto"/>
+          <w:insideH w:val="none" w:sz="0" w:space="0" w:color="auto"/>
+          <w:insideV w:val="none" w:sz="0" w:space="0" w:color="auto"/>
+        </w:tblBorders>
+      </w:tblPr>
+      <w:tblGrid>
+        <w:gridCol w:w="10800"/>
+      </w:tblGrid>
+      <w:tr>
+        <w:tc>
+          <w:tcPr>
+            <w:tcW w:type="dxa" w:w="10800"/>
+            <w:shd w:fill="E3F2FD"/>
+          </w:tcPr>
+          <w:p/>
+          <w:p>
+            <w:pPr>
+              <w:spacing w:after="40"/>
+              <w:jc w:val="center"/>
+            </w:pPr>
+            <w:r>
+              <w:rPr>
+                <w:rFonts w:ascii="Comic Sans MS" w:hAnsi="Comic Sans MS"/>
+                <w:b/>
+                <w:color w:val="2E86AB"/>
+                <w:sz w:val="44"/>
+              </w:rPr>
+              <w:t>How do the bones and shells of ancient animals turn into rock fossils that last millions of years?</w:t>
+            </w:r>
+          </w:p>
+          <w:p>
+            <w:pPr>
+              <w:jc w:val="center"/>
+            </w:pPr>
+            <w:r>
+              <w:rPr>
+                <w:rFonts w:ascii="Comic Sans MS" w:hAnsi="Comic Sans MS"/>
+                <w:color w:val="555555"/>
+                <w:sz w:val="20"/>
+              </w:rPr>
+              <w:t>ModelIt! Reading  |  3rd Grade</w:t>
+            </w:r>
+          </w:p>
+          <w:p>
+            <w:pPr>
+              <w:spacing w:before="80" w:after="120"/>
+              <w:jc w:val="center"/>
+            </w:pPr>
+            <w:r>
+              <w:rPr>
+                <w:rFonts w:ascii="Comic Sans MS" w:hAnsi="Comic Sans MS"/>
+                <w:sz w:val="22"/>
+              </w:rPr>
+              <w:t>Name: ________________________    Date: ____________</w:t>
+            </w:r>
+          </w:p>
+        </w:tc>
+      </w:tr>
+    </w:tbl>
     <w:p>
       <w:pPr>
+        <w:spacing w:after="120"/>
         <w:jc w:val="center"/>
       </w:pPr>
       <w:r>
-        <w:rPr>
-          <w:b/>
-          <w:color w:val="2E86AB"/>
-          <w:sz w:val="40"/>
-        </w:rPr>
-        <w:t xml:space="preserve">ModelIt! </w:t>
-      </w:r>
-      <w:r>
-        <w:rPr>
-          <w:color w:val="666666"/>
-          <w:sz w:val="24"/>
-        </w:rPr>
-        <w:t xml:space="preserve">  |  3rd Grade</w:t>
+        <w:drawing>
+          <wp:inline xmlns:a="http://schemas.openxmlformats.org/drawingml/2006/main" xmlns:pic="http://schemas.openxmlformats.org/drawingml/2006/picture">
+            <wp:extent cx="5029200" cy="5029200"/>
+            <wp:docPr id="1" name="Picture 1"/>
+            <wp:cNvGraphicFramePr>
+              <a:graphicFrameLocks noChangeAspect="1"/>
+            </wp:cNvGraphicFramePr>
+            <a:graphic>
+              <a:graphicData uri="http://schemas.openxmlformats.org/drawingml/2006/picture">
+                <pic:pic>
+                  <pic:nvPicPr>
+                    <pic:cNvPr id="0" name="G03-L04-scene.png"/>
+                    <pic:cNvPicPr/>
+                  </pic:nvPicPr>
+                  <pic:blipFill>
+                    <a:blip r:embed="rId9"/>
+                    <a:stretch>
+                      <a:fillRect/>
+                    </a:stretch>
+                  </pic:blipFill>
+                  <pic:spPr>
+                    <a:xfrm>
+                      <a:off x="0" y="0"/>
+                      <a:ext cx="5029200" cy="5029200"/>
+                    </a:xfrm>
+                    <a:prstGeom prst="rect"/>
+                  </pic:spPr>
+                </pic:pic>
+              </a:graphicData>
+            </a:graphic>
+          </wp:inline>
+        </w:drawing>
       </w:r>
     </w:p>
     <w:p>
       <w:pPr>
-        <w:jc w:val="center"/>
+        <w:spacing w:after="120" w:line="440" w:lineRule="exact"/>
       </w:pPr>
       <w:r>
         <w:rPr>
-          <w:b/>
-          <w:color w:val="1A4780"/>
-          <w:sz w:val="32"/>
+          <w:rFonts w:ascii="Comic Sans MS" w:hAnsi="Comic Sans MS"/>
+          <w:sz w:val="26"/>
         </w:rPr>
-        <w:t>G03-L04: How Do Fossils Form?</w:t>
+        <w:t>Have you ever wondered: How do the bones and shells of ancient animals turn into rock fossils that last millions of years? Let's find out!</w:t>
       </w:r>
     </w:p>
-    <w:p/>
     <w:p>
+      <w:pPr>
+        <w:spacing w:after="120" w:line="440" w:lineRule="exact"/>
+      </w:pPr>
       <w:r>
         <w:rPr>
-          <w:b/>
-          <w:color w:val="0D1B2A"/>
-          <w:sz w:val="48"/>
+          <w:rFonts w:ascii="Comic Sans MS" w:hAnsi="Comic Sans MS"/>
+          <w:sz w:val="26"/>
         </w:rPr>
-        <w:t>How do the bones and shells of ancient animals turn into rock fossils that last millions of years?</w:t>
+        <w:t>Fossil formation begins when an organism dies and is quickly buried by sediment — sand, mud, or volcanic ash. Quick burial is essential because it protects the remains from scavengers, weather, and decomposition.</w:t>
       </w:r>
     </w:p>
+    <w:p>
+      <w:pPr>
+        <w:spacing w:after="120" w:line="440" w:lineRule="exact"/>
+      </w:pPr>
+      <w:r>
+        <w:rPr>
+          <w:rFonts w:ascii="Comic Sans MS" w:hAnsi="Comic Sans MS"/>
+          <w:sz w:val="26"/>
+        </w:rPr>
+        <w:t>There are several types of fossils. Body fossils preserve actual remains like bones, teeth, and shells.</w:t>
+      </w:r>
+    </w:p>
+    <w:p>
+      <w:pPr>
+        <w:spacing w:after="120" w:line="440" w:lineRule="exact"/>
+      </w:pPr>
+      <w:r>
+        <w:rPr>
+          <w:rFonts w:ascii="Comic Sans MS" w:hAnsi="Comic Sans MS"/>
+          <w:sz w:val="26"/>
+        </w:rPr>
+        <w:t>Now you know! Fossils form through an amazing process that takes millions of years! When an animal dies, its body can get buried under layers of sand and mud called sediment. Over time, more and more layers pile on top, creating enormous pressure.</w:t>
+      </w:r>
+    </w:p>
+    <w:tbl>
+      <w:tblPr>
+        <w:tblW w:type="auto" w:w="0"/>
+        <w:jc w:val="center"/>
+        <w:tblLook w:firstColumn="1" w:firstRow="1" w:lastColumn="0" w:lastRow="0" w:noHBand="0" w:noVBand="1" w:val="04A0"/>
+      </w:tblPr>
+      <w:tblGrid>
+        <w:gridCol w:w="10800"/>
+      </w:tblGrid>
+      <w:tr>
+        <w:tc>
+          <w:tcPr>
+            <w:tcW w:type="dxa" w:w="10800"/>
+            <w:shd w:fill="FFF9C4"/>
+            <w:tcBorders>
+              <w:top w:sz="12" w:color="E67E22" w:val="single"/>
+              <w:bottom w:sz="12" w:color="E67E22" w:val="single"/>
+              <w:left w:sz="12" w:color="E67E22" w:val="single"/>
+              <w:right w:sz="12" w:color="E67E22" w:val="single"/>
+            </w:tcBorders>
+          </w:tcPr>
+          <w:p/>
+          <w:p>
+            <w:pPr>
+              <w:jc w:val="center"/>
+            </w:pPr>
+            <w:r>
+              <w:rPr>
+                <w:rFonts w:ascii="Comic Sans MS" w:hAnsi="Comic Sans MS"/>
+                <w:b/>
+                <w:color w:val="E67E22"/>
+                <w:sz w:val="32"/>
+              </w:rPr>
+              <w:t>Fun Fact!</w:t>
+            </w:r>
+          </w:p>
+          <w:p>
+            <w:pPr>
+              <w:jc w:val="center"/>
+            </w:pPr>
+            <w:r>
+              <w:rPr>
+                <w:rFonts w:ascii="Comic Sans MS" w:hAnsi="Comic Sans MS"/>
+                <w:sz w:val="22"/>
+              </w:rPr>
+              <w:t>Some people think: "Fossils are actual bones" -- but that's not true! Fossils are NOT the original bones — they are rock copies. The original bone material was slowly replaced by minerals over millions of years. A fossil has the exact shape of the original bone but is made entirely of rock minerals. It is like making a copy of a key — the copy works the same but is made of different material.</w:t>
+            </w:r>
+          </w:p>
+        </w:tc>
+      </w:tr>
+    </w:tbl>
     <w:p/>
     <w:tbl>
       <w:tblPr>
@@ -54,99 +216,19 @@
         <w:tblLook w:firstColumn="1" w:firstRow="1" w:lastColumn="0" w:lastRow="0" w:noHBand="0" w:noVBand="1" w:val="04A0"/>
       </w:tblPr>
       <w:tblGrid>
-        <w:gridCol w:w="5040"/>
-        <w:gridCol w:w="5040"/>
+        <w:gridCol w:w="10800"/>
       </w:tblGrid>
       <w:tr>
         <w:tc>
           <w:tcPr>
-            <w:tcW w:type="dxa" w:w="5040"/>
-          </w:tcPr>
-          <w:p>
-            <w:r>
-              <w:rPr>
-                <w:sz w:val="22"/>
-              </w:rPr>
-              <w:t>Name: _______________________________</w:t>
-            </w:r>
-          </w:p>
-        </w:tc>
-        <w:tc>
-          <w:tcPr>
-            <w:tcW w:type="dxa" w:w="5040"/>
-          </w:tcPr>
-          <w:p>
-            <w:r>
-              <w:rPr>
-                <w:sz w:val="22"/>
-              </w:rPr>
-              <w:t>Date: _______________</w:t>
-            </w:r>
-          </w:p>
-        </w:tc>
-      </w:tr>
-    </w:tbl>
-    <w:p/>
-    <w:p>
-      <w:pPr>
-        <w:spacing w:after="160" w:line="440" w:lineRule="exact"/>
-      </w:pPr>
-      <w:r>
-        <w:rPr>
-          <w:sz w:val="26"/>
-        </w:rPr>
-        <w:t>Have you ever wondered: How do the bones and shells of ancient animals turn into rock fossils that last millions of years? Let's find out!</w:t>
-      </w:r>
-    </w:p>
-    <w:p>
-      <w:pPr>
-        <w:spacing w:after="160" w:line="440" w:lineRule="exact"/>
-      </w:pPr>
-      <w:r>
-        <w:rPr>
-          <w:sz w:val="26"/>
-        </w:rPr>
-        <w:t>Fossil formation begins when an organism dies and is quickly buried by sediment — sand, mud, or volcanic ash. Quick burial is essential because it protects the remains from scavengers, weather, and decomposition.</w:t>
-      </w:r>
-    </w:p>
-    <w:p>
-      <w:pPr>
-        <w:spacing w:after="160" w:line="440" w:lineRule="exact"/>
-      </w:pPr>
-      <w:r>
-        <w:rPr>
-          <w:sz w:val="26"/>
-        </w:rPr>
-        <w:t>There are several types of fossils. Body fossils preserve actual remains like bones, teeth, and shells.</w:t>
-      </w:r>
-    </w:p>
-    <w:p>
-      <w:pPr>
-        <w:spacing w:after="160" w:line="440" w:lineRule="exact"/>
-      </w:pPr>
-      <w:r>
-        <w:rPr>
-          <w:sz w:val="26"/>
-        </w:rPr>
-        <w:t>Now you know! Fossils form through an amazing process that takes millions of years! When an animal dies, its body can get buried under layers of sand and mud called sediment. Over time, more and more layers pile on top, creating enormous pressure.</w:t>
-      </w:r>
-    </w:p>
-    <w:p/>
-    <w:tbl>
-      <w:tblPr>
-        <w:tblStyle w:val="TableGrid"/>
-        <w:tblW w:type="auto" w:w="0"/>
-        <w:jc w:val="center"/>
-        <w:tblLook w:firstColumn="1" w:firstRow="1" w:lastColumn="0" w:lastRow="0" w:noHBand="0" w:noVBand="1" w:val="04A0"/>
-      </w:tblPr>
-      <w:tblGrid>
-        <w:gridCol w:w="10080"/>
-      </w:tblGrid>
-      <w:tr>
-        <w:tc>
-          <w:tcPr>
-            <w:tcW w:type="dxa" w:w="10080"/>
-            <w:shd w:fill="FFF8E1"/>
+            <w:tcW w:type="dxa" w:w="10800"/>
+            <w:shd w:fill="E8F5E9"/>
+            <w:tcBorders>
+              <w:top w:sz="12" w:color="27AE60" w:val="single"/>
+              <w:bottom w:sz="12" w:color="27AE60" w:val="single"/>
+              <w:left w:sz="12" w:color="27AE60" w:val="single"/>
+              <w:right w:sz="12" w:color="27AE60" w:val="single"/>
+            </w:tcBorders>
           </w:tcPr>
           <w:p/>
           <w:p>
@@ -155,128 +237,115 @@
             </w:pPr>
             <w:r>
               <w:rPr>
+                <w:rFonts w:ascii="Comic Sans MS" w:hAnsi="Comic Sans MS"/>
                 <w:b/>
-                <w:color w:val="E67E22"/>
+                <w:color w:val="27AE60"/>
                 <w:sz w:val="28"/>
               </w:rPr>
-              <w:t>Fun Fact!</w:t>
+              <w:t>Think About It</w:t>
             </w:r>
           </w:p>
           <w:p>
             <w:r>
               <w:rPr>
-                <w:sz w:val="22"/>
+                <w:rFonts w:ascii="Comic Sans MS" w:hAnsi="Comic Sans MS"/>
+                <w:b/>
+                <w:sz w:val="24"/>
               </w:rPr>
-              <w:t>Some people think: "Fossils are actual bones" — but that's not true! Fossils are NOT the original bones — they are rock copies. The original bone material was slowly replaced by minerals over millions of years. A fossil has the exact shape of the original bone but is made entirely of rock minerals. It is like making a copy of a key — the copy works the same but is made of different material.</w:t>
+              <w:t>1. What surprised you most about how do the bones and shells of ancient animals turn into rock fossils that last millions of years?</w:t>
+            </w:r>
+          </w:p>
+          <w:p>
+            <w:pPr>
+              <w:spacing w:after="40" w:line="560" w:lineRule="exact"/>
+            </w:pPr>
+            <w:r>
+              <w:rPr>
+                <w:rFonts w:ascii="Comic Sans MS" w:hAnsi="Comic Sans MS"/>
+                <w:color w:val="BBBBBB"/>
+                <w:sz w:val="32"/>
+              </w:rPr>
+              <w:t>_______________________________________________________</w:t>
+            </w:r>
+          </w:p>
+          <w:p>
+            <w:pPr>
+              <w:spacing w:after="40" w:line="560" w:lineRule="exact"/>
+            </w:pPr>
+            <w:r>
+              <w:rPr>
+                <w:rFonts w:ascii="Comic Sans MS" w:hAnsi="Comic Sans MS"/>
+                <w:color w:val="BBBBBB"/>
+                <w:sz w:val="32"/>
+              </w:rPr>
+              <w:t>_______________________________________________________</w:t>
+            </w:r>
+          </w:p>
+          <w:p>
+            <w:pPr>
+              <w:spacing w:after="40" w:line="560" w:lineRule="exact"/>
+            </w:pPr>
+            <w:r>
+              <w:rPr>
+                <w:rFonts w:ascii="Comic Sans MS" w:hAnsi="Comic Sans MS"/>
+                <w:color w:val="BBBBBB"/>
+                <w:sz w:val="32"/>
+              </w:rPr>
+              <w:t>_______________________________________________________</w:t>
+            </w:r>
+          </w:p>
+          <w:p>
+            <w:r>
+              <w:rPr>
+                <w:rFonts w:ascii="Comic Sans MS" w:hAnsi="Comic Sans MS"/>
+                <w:b/>
+                <w:sz w:val="24"/>
+              </w:rPr>
+              <w:t>2. How could you explain what you learned to a friend or family member?</w:t>
+            </w:r>
+          </w:p>
+          <w:p>
+            <w:pPr>
+              <w:spacing w:after="40" w:line="560" w:lineRule="exact"/>
+            </w:pPr>
+            <w:r>
+              <w:rPr>
+                <w:rFonts w:ascii="Comic Sans MS" w:hAnsi="Comic Sans MS"/>
+                <w:color w:val="BBBBBB"/>
+                <w:sz w:val="32"/>
+              </w:rPr>
+              <w:t>_______________________________________________________</w:t>
+            </w:r>
+          </w:p>
+          <w:p>
+            <w:pPr>
+              <w:spacing w:after="40" w:line="560" w:lineRule="exact"/>
+            </w:pPr>
+            <w:r>
+              <w:rPr>
+                <w:rFonts w:ascii="Comic Sans MS" w:hAnsi="Comic Sans MS"/>
+                <w:color w:val="BBBBBB"/>
+                <w:sz w:val="32"/>
+              </w:rPr>
+              <w:t>_______________________________________________________</w:t>
+            </w:r>
+          </w:p>
+          <w:p>
+            <w:pPr>
+              <w:spacing w:after="40" w:line="560" w:lineRule="exact"/>
+            </w:pPr>
+            <w:r>
+              <w:rPr>
+                <w:rFonts w:ascii="Comic Sans MS" w:hAnsi="Comic Sans MS"/>
+                <w:color w:val="BBBBBB"/>
+                <w:sz w:val="32"/>
+              </w:rPr>
+              <w:t>_______________________________________________________</w:t>
             </w:r>
           </w:p>
         </w:tc>
       </w:tr>
     </w:tbl>
-    <w:p/>
-    <w:p>
-      <w:r>
-        <w:rPr>
-          <w:b/>
-          <w:color w:val="1A4780"/>
-          <w:sz w:val="36"/>
-        </w:rPr>
-        <w:t>Think About It</w:t>
-      </w:r>
-    </w:p>
-    <w:p>
-      <w:r>
-        <w:rPr>
-          <w:b/>
-          <w:sz w:val="26"/>
-        </w:rPr>
-        <w:t>1. What surprised you most about learning how do the bones and shells of ancient animals turn into rock fossils that last millions of years?</w:t>
-      </w:r>
-    </w:p>
-    <w:p>
-      <w:pPr>
-        <w:spacing w:after="80" w:line="480" w:lineRule="exact"/>
-      </w:pPr>
-      <w:r>
-        <w:rPr>
-          <w:color w:val="CCCCCC"/>
-          <w:sz w:val="24"/>
-        </w:rPr>
-        <w:t>___________________________________________________________________________</w:t>
-      </w:r>
-    </w:p>
-    <w:p>
-      <w:pPr>
-        <w:spacing w:after="80" w:line="480" w:lineRule="exact"/>
-      </w:pPr>
-      <w:r>
-        <w:rPr>
-          <w:color w:val="CCCCCC"/>
-          <w:sz w:val="24"/>
-        </w:rPr>
-        <w:t>___________________________________________________________________________</w:t>
-      </w:r>
-    </w:p>
-    <w:p>
-      <w:pPr>
-        <w:spacing w:after="80" w:line="480" w:lineRule="exact"/>
-      </w:pPr>
-      <w:r>
-        <w:rPr>
-          <w:color w:val="CCCCCC"/>
-          <w:sz w:val="24"/>
-        </w:rPr>
-        <w:t>___________________________________________________________________________</w:t>
-      </w:r>
-    </w:p>
-    <w:p/>
-    <w:p>
-      <w:r>
-        <w:rPr>
-          <w:b/>
-          <w:sz w:val="26"/>
-        </w:rPr>
-        <w:t>2. How could you explain what you learned to a friend or family member?</w:t>
-      </w:r>
-    </w:p>
-    <w:p>
-      <w:pPr>
-        <w:spacing w:after="80" w:line="480" w:lineRule="exact"/>
-      </w:pPr>
-      <w:r>
-        <w:rPr>
-          <w:color w:val="CCCCCC"/>
-          <w:sz w:val="24"/>
-        </w:rPr>
-        <w:t>___________________________________________________________________________</w:t>
-      </w:r>
-    </w:p>
-    <w:p>
-      <w:pPr>
-        <w:spacing w:after="80" w:line="480" w:lineRule="exact"/>
-      </w:pPr>
-      <w:r>
-        <w:rPr>
-          <w:color w:val="CCCCCC"/>
-          <w:sz w:val="24"/>
-        </w:rPr>
-        <w:t>___________________________________________________________________________</w:t>
-      </w:r>
-    </w:p>
-    <w:p>
-      <w:pPr>
-        <w:spacing w:after="80" w:line="480" w:lineRule="exact"/>
-      </w:pPr>
-      <w:r>
-        <w:rPr>
-          <w:color w:val="CCCCCC"/>
-          <w:sz w:val="24"/>
-        </w:rPr>
-        <w:t>___________________________________________________________________________</w:t>
-      </w:r>
-    </w:p>
-    <w:p/>
-    <w:p/>
     <w:p>
       <w:pPr>
         <w:jc w:val="center"/>
@@ -291,7 +360,7 @@
     </w:p>
     <w:sectPr>
       <w:pgSz w:w="12240" w:h="15840"/>
-      <w:pgMar w:top="864" w:right="1080" w:bottom="720" w:left="1080" w:header="720" w:footer="720" w:gutter="0"/>
+      <w:pgMar w:top="504" w:right="720" w:bottom="504" w:left="720" w:header="720" w:footer="720" w:gutter="0"/>
       <w:cols w:space="720"/>
       <w:docGrid w:linePitch="360"/>
     </w:sectPr>
